--- a/fixtures/modern-accent/modern-accent-resume-a4.docx
+++ b/fixtures/modern-accent/modern-accent-resume-a4.docx
@@ -137,7 +137,7 @@
           <w:iCs w:val="1"/>
           <w:rtl w:val="0"/>
         </w:rPr>
-        <w:t xml:space="preserve">Larkspur Health</w:t>
+        <w:t xml:space="preserve">Wrenfold Health</w:t>
       </w:r>
       <w:r>
         <w:rPr>
@@ -254,7 +254,7 @@
           <w:iCs w:val="1"/>
           <w:rtl w:val="0"/>
         </w:rPr>
-        <w:t xml:space="preserve">Cobalt Lane Studio</w:t>
+        <w:t xml:space="preserve">Larchpenny Studio</w:t>
       </w:r>
       <w:r>
         <w:rPr>
@@ -371,7 +371,7 @@
           <w:iCs w:val="1"/>
           <w:rtl w:val="0"/>
         </w:rPr>
-        <w:t xml:space="preserve">Northgate Transit Authority</w:t>
+        <w:t xml:space="preserve">Carrowmere Transit Authority</w:t>
       </w:r>
       <w:r>
         <w:rPr>

--- a/fixtures/modern-accent/modern-accent-resume-a4.docx
+++ b/fixtures/modern-accent/modern-accent-resume-a4.docx
@@ -31,7 +31,7 @@
           <w:rPr>
             <w:rtl w:val="0"/>
           </w:rPr>
-          <w:t xml:space="preserve">priya.shah@email.com</w:t>
+          <w:t xml:space="preserve">priya.shah@example.com</w:t>
         </w:r>
       </w:hyperlink>
       <w:r>

--- a/fixtures/modern-accent/modern-accent-resume-a4.docx
+++ b/fixtures/modern-accent/modern-accent-resume-a4.docx
@@ -78,7 +78,7 @@
         <w:rPr>
           <w:rtl w:val="0"/>
         </w:rPr>
-        <w:t xml:space="preserve">Product designer with three years of experience in health and consumer apps. I run my own interviews, prototype in Figma, and work closely with engineers until the feature ships. Most proud of work that made complicated forms feel short.</w:t>
+        <w:t xml:space="preserve">Product designer with four years of experience in health and consumer apps. I run my own interviews, prototype in Figma, and work closely with engineers until the feature ships. Most proud of work that made complicated forms feel short.</w:t>
       </w:r>
     </w:p>
     <w:p>
